--- a/Prompt/JM Thai Massage Management System Prompt.docx
+++ b/Prompt/JM Thai Massage Management System Prompt.docx
@@ -6,7 +6,6 @@
       <w:pPr>
         <w:pStyle w:val="Title"/>
         <w:rPr>
-          <w:rFonts w:hint="cs"/>
           <w:cs/>
         </w:rPr>
       </w:pPr>
@@ -209,7 +208,7 @@
     <w:p>
       <w:pPr>
         <w:rPr>
-          <w:rFonts w:ascii="TH Sarabun New" w:hAnsi="TH Sarabun New" w:cs="TH Sarabun New" w:hint="cs"/>
+          <w:rFonts w:ascii="TH Sarabun New" w:hAnsi="TH Sarabun New" w:cs="TH Sarabun New"/>
           <w:sz w:val="36"/>
           <w:szCs w:val="36"/>
           <w:cs/>
@@ -280,23 +279,7 @@
           <w:sz w:val="36"/>
           <w:szCs w:val="36"/>
         </w:rPr>
-        <w:t xml:space="preserve"> = “</w:t>
-      </w:r>
-      <w:r>
-        <w:rPr>
-          <w:rFonts w:ascii="TH Sarabun New" w:hAnsi="TH Sarabun New" w:cs="TH Sarabun New"/>
-          <w:sz w:val="36"/>
-          <w:szCs w:val="36"/>
-        </w:rPr>
-        <w:t>1seXuWUYbsSL8VoyDlMj1V9vfuGPQtDoYGwjuGBzOlaU</w:t>
-      </w:r>
-      <w:r>
-        <w:rPr>
-          <w:rFonts w:ascii="TH Sarabun New" w:hAnsi="TH Sarabun New" w:cs="TH Sarabun New"/>
-          <w:sz w:val="36"/>
-          <w:szCs w:val="36"/>
-        </w:rPr>
-        <w:t>”</w:t>
+        <w:t xml:space="preserve"> = “1seXuWUYbsSL8VoyDlMj1V9vfuGPQtDoYGwjuGBzOlaU”</w:t>
       </w:r>
     </w:p>
     <w:p>
@@ -307,7 +290,7 @@
           <w:numId w:val="12"/>
         </w:numPr>
         <w:rPr>
-          <w:rFonts w:ascii="TH Sarabun New" w:hAnsi="TH Sarabun New" w:cs="TH Sarabun New" w:hint="cs"/>
+          <w:rFonts w:ascii="TH Sarabun New" w:hAnsi="TH Sarabun New" w:cs="TH Sarabun New"/>
           <w:sz w:val="36"/>
           <w:szCs w:val="36"/>
         </w:rPr>
@@ -810,7 +793,7 @@
           <w:numId w:val="11"/>
         </w:numPr>
         <w:rPr>
-          <w:rFonts w:ascii="TH Sarabun New" w:hAnsi="TH Sarabun New" w:cs="TH Sarabun New" w:hint="cs"/>
+          <w:rFonts w:ascii="TH Sarabun New" w:hAnsi="TH Sarabun New" w:cs="TH Sarabun New"/>
           <w:sz w:val="36"/>
           <w:szCs w:val="36"/>
         </w:rPr>
@@ -1237,7 +1220,7 @@
         <w:pStyle w:val="ListParagraph"/>
         <w:ind w:left="2160"/>
         <w:rPr>
-          <w:rFonts w:ascii="TH Sarabun New" w:hAnsi="TH Sarabun New" w:cs="TH Sarabun New" w:hint="cs"/>
+          <w:rFonts w:ascii="TH Sarabun New" w:hAnsi="TH Sarabun New" w:cs="TH Sarabun New"/>
           <w:sz w:val="36"/>
           <w:szCs w:val="36"/>
         </w:rPr>
@@ -1843,7 +1826,7 @@
         <w:pStyle w:val="ListParagraph"/>
         <w:ind w:left="1224"/>
         <w:rPr>
-          <w:rFonts w:ascii="TH Sarabun New" w:hAnsi="TH Sarabun New" w:cs="TH Sarabun New" w:hint="cs"/>
+          <w:rFonts w:ascii="TH Sarabun New" w:hAnsi="TH Sarabun New" w:cs="TH Sarabun New"/>
           <w:sz w:val="36"/>
           <w:szCs w:val="36"/>
           <w:cs/>
